--- a/AnswerPDF.docx
+++ b/AnswerPDF.docx
@@ -2,6 +2,221 @@
 <file path=word/document.xml><?xml version="1.0" encoding="utf-8"?>
 <w:document xmlns:wpc="http://schemas.microsoft.com/office/word/2010/wordprocessingCanvas" xmlns:cx="http://schemas.microsoft.com/office/drawing/2014/chartex" xmlns:cx1="http://schemas.microsoft.com/office/drawing/2015/9/8/chartex" xmlns:cx2="http://schemas.microsoft.com/office/drawing/2015/10/21/chartex" xmlns:cx3="http://schemas.microsoft.com/office/drawing/2016/5/9/chartex" xmlns:cx4="http://schemas.microsoft.com/office/drawing/2016/5/10/chartex" xmlns:cx5="http://schemas.microsoft.com/office/drawing/2016/5/11/chartex" xmlns:cx6="http://schemas.microsoft.com/office/drawing/2016/5/12/chartex" xmlns:cx7="http://schemas.microsoft.com/office/drawing/2016/5/13/chartex" xmlns:cx8="http://schemas.microsoft.com/office/drawing/2016/5/14/chartex" xmlns:mc="http://schemas.openxmlformats.org/markup-compatibility/2006" xmlns:aink="http://schemas.microsoft.com/office/drawing/2016/ink" xmlns:am3d="http://schemas.microsoft.com/office/drawing/2017/model3d" xmlns:o="urn:schemas-microsoft-com:office:office" xmlns:oel="http://schemas.microsoft.com/office/2019/extlst" xmlns:r="http://schemas.openxmlformats.org/officeDocument/2006/relationships" xmlns:m="http://schemas.openxmlformats.org/officeDocument/2006/math" xmlns:v="urn:schemas-microsoft-com:vml" xmlns:wp14="http://schemas.microsoft.com/office/word/2010/wordprocessingDrawing" xmlns:wp="http://schemas.openxmlformats.org/drawingml/2006/wordprocessingDrawing" xmlns:w10="urn:schemas-microsoft-com:office:word" xmlns:w="http://schemas.openxmlformats.org/wordprocessingml/2006/main" xmlns:w14="http://schemas.microsoft.com/office/word/2010/wordml" xmlns:w15="http://schemas.microsoft.com/office/word/2012/wordml" xmlns:w16cex="http://schemas.microsoft.com/office/word/2018/wordml/cex" xmlns:w16cid="http://schemas.microsoft.com/office/word/2016/wordml/cid" xmlns:w16="http://schemas.microsoft.com/office/word/2018/wordml" xmlns:w16du="http://schemas.microsoft.com/office/word/2023/wordml/word16du" xmlns:w16sdtdh="http://schemas.microsoft.com/office/word/2020/wordml/sdtdatahash" xmlns:w16sdtfl="http://schemas.microsoft.com/office/word/2024/wordml/sdtformatlock" xmlns:w16se="http://schemas.microsoft.com/office/word/2015/wordml/symex" xmlns:wpg="http://schemas.microsoft.com/office/word/2010/wordprocessingGroup" xmlns:wpi="http://schemas.microsoft.com/office/word/2010/wordprocessingInk" xmlns:wne="http://schemas.microsoft.com/office/word/2006/wordml" xmlns:wps="http://schemas.microsoft.com/office/word/2010/wordprocessingShape" mc:Ignorable="w14 w15 w16se w16cid w16 w16cex w16sdtdh w16sdtfl w16du wp14">
   <w:body>
+    <w:p>
+      <w:pPr>
+        <w:rPr>
+          <w:lang w:val="en-US"/>
+        </w:rPr>
+      </w:pPr>
+      <w:r>
+        <w:rPr>
+          <w:lang w:val="en-US"/>
+        </w:rPr>
+        <w:t>Question 1.5</w:t>
+      </w:r>
+    </w:p>
+    <w:p>
+      <w:pPr>
+        <w:rPr>
+          <w:lang w:val="en-US"/>
+        </w:rPr>
+      </w:pPr>
+      <w:r>
+        <w:rPr>
+          <w:lang w:val="en-US"/>
+        </w:rPr>
+        <w:t>By using Factory Method you avoid the need for large if/else statements that check the connector type. If a new connector type is added a new factory can be created to make that connector as connector types have their own factories and as such are independent. This follows the Open-Closed Principle, meaning that a program should be extendable, not only modifiable.</w:t>
+      </w:r>
+      <w:r>
+        <w:rPr>
+          <w:lang w:val="en-US"/>
+        </w:rPr>
+        <w:t xml:space="preserve"> Only one createConnector function would need to be changed every time a connector type is added, simplifying the maintainability of the code.</w:t>
+      </w:r>
+    </w:p>
+    <w:p>
+      <w:pPr>
+        <w:rPr>
+          <w:lang w:val="en-US"/>
+        </w:rPr>
+      </w:pPr>
+    </w:p>
+    <w:p>
+      <w:pPr>
+        <w:rPr>
+          <w:lang w:val="en-US"/>
+        </w:rPr>
+      </w:pPr>
+      <w:r>
+        <w:rPr>
+          <w:lang w:val="en-US"/>
+        </w:rPr>
+        <w:t>Question 1.6</w:t>
+      </w:r>
+    </w:p>
+    <w:p>
+      <w:pPr>
+        <w:pStyle w:val="ListParagraph"/>
+        <w:numPr>
+          <w:ilvl w:val="0"/>
+          <w:numId w:val="6"/>
+        </w:numPr>
+        <w:rPr>
+          <w:lang w:val="en-US"/>
+        </w:rPr>
+      </w:pPr>
+      <w:r>
+        <w:rPr>
+          <w:lang w:val="en-US"/>
+        </w:rPr>
+        <w:t>Connector = Abstract Product</w:t>
+      </w:r>
+    </w:p>
+    <w:p>
+      <w:pPr>
+        <w:pStyle w:val="ListParagraph"/>
+        <w:numPr>
+          <w:ilvl w:val="0"/>
+          <w:numId w:val="6"/>
+        </w:numPr>
+        <w:rPr>
+          <w:lang w:val="en-US"/>
+        </w:rPr>
+      </w:pPr>
+      <w:r>
+        <w:rPr>
+          <w:lang w:val="en-US"/>
+        </w:rPr>
+        <w:t>CsvConnector = Concrete Product</w:t>
+      </w:r>
+    </w:p>
+    <w:p>
+      <w:pPr>
+        <w:pStyle w:val="ListParagraph"/>
+        <w:numPr>
+          <w:ilvl w:val="0"/>
+          <w:numId w:val="6"/>
+        </w:numPr>
+        <w:rPr>
+          <w:lang w:val="en-US"/>
+        </w:rPr>
+      </w:pPr>
+      <w:r>
+        <w:rPr>
+          <w:lang w:val="en-US"/>
+        </w:rPr>
+        <w:t xml:space="preserve">ConnectorFactory = Abstract </w:t>
+      </w:r>
+      <w:r>
+        <w:rPr>
+          <w:lang w:val="en-US"/>
+        </w:rPr>
+        <w:t>Creator</w:t>
+      </w:r>
+    </w:p>
+    <w:p>
+      <w:pPr>
+        <w:pStyle w:val="ListParagraph"/>
+        <w:numPr>
+          <w:ilvl w:val="0"/>
+          <w:numId w:val="6"/>
+        </w:numPr>
+        <w:rPr>
+          <w:lang w:val="en-US"/>
+        </w:rPr>
+      </w:pPr>
+      <w:r>
+        <w:rPr>
+          <w:lang w:val="en-US"/>
+        </w:rPr>
+        <w:t xml:space="preserve">CsvFactory = Concrete </w:t>
+      </w:r>
+      <w:r>
+        <w:rPr>
+          <w:lang w:val="en-US"/>
+        </w:rPr>
+        <w:t>Creator</w:t>
+      </w:r>
+    </w:p>
+    <w:p>
+      <w:pPr>
+        <w:rPr>
+          <w:lang w:val="en-US"/>
+        </w:rPr>
+      </w:pPr>
+    </w:p>
+    <w:p>
+      <w:pPr>
+        <w:rPr>
+          <w:lang w:val="en-US"/>
+        </w:rPr>
+      </w:pPr>
+      <w:r>
+        <w:rPr>
+          <w:lang w:val="en-US"/>
+        </w:rPr>
+        <w:t>Question 2.5</w:t>
+      </w:r>
+    </w:p>
+    <w:p>
+      <w:pPr>
+        <w:rPr>
+          <w:lang w:val="en-US"/>
+        </w:rPr>
+      </w:pPr>
+      <w:r>
+        <w:rPr>
+          <w:lang w:val="en-US"/>
+        </w:rPr>
+        <w:t>A shallow copy would only copy the values of an object’s members including pointers. This causes 2 objects to point to the same location in memory, allowing one to change the other object. A deep copy creates an independent copy of the object including the dynamically allocated memory data. The clone() produces deep copies of the objects making the different objects independent of the others allowing multiple pipelines to use their own copies safely.</w:t>
+      </w:r>
+    </w:p>
+    <w:p>
+      <w:pPr>
+        <w:rPr>
+          <w:lang w:val="en-US"/>
+        </w:rPr>
+      </w:pPr>
+    </w:p>
+    <w:p>
+      <w:pPr>
+        <w:rPr>
+          <w:lang w:val="en-US"/>
+        </w:rPr>
+      </w:pPr>
+      <w:r>
+        <w:rPr>
+          <w:lang w:val="en-US"/>
+        </w:rPr>
+        <w:t>Question 2.6</w:t>
+      </w:r>
+    </w:p>
+    <w:p>
+      <w:pPr>
+        <w:rPr>
+          <w:lang w:val="en-US"/>
+        </w:rPr>
+      </w:pPr>
+      <w:r>
+        <w:t>The registry returns clone()s so that each pipeline gets its own independent transformation object. If it returned the stored prototype, multiple pipelines would share the same object</w:t>
+      </w:r>
+      <w:r>
+        <w:t xml:space="preserve"> and thus wouldn’t be independent.</w:t>
+      </w:r>
+      <w:r>
+        <w:t xml:space="preserve"> Changes made by one pipeline could affect the others, leading to unexpected behaviour and possible memory management issues</w:t>
+      </w:r>
+      <w:r>
+        <w:t>.</w:t>
+      </w:r>
+    </w:p>
+    <w:p>
+      <w:pPr>
+        <w:rPr>
+          <w:lang w:val="en-US"/>
+        </w:rPr>
+      </w:pPr>
+    </w:p>
     <w:p>
       <w:pPr>
         <w:rPr>
@@ -125,6 +340,7 @@
         <w:rPr>
           <w:lang w:val="en-US"/>
         </w:rPr>
+        <w:lastRenderedPageBreak/>
         <w:t>Factory Method vs Template Method</w:t>
       </w:r>
     </w:p>
@@ -161,35 +377,7 @@
         <w:rPr>
           <w:lang w:val="en-US"/>
         </w:rPr>
-        <w:t xml:space="preserve">Template Method sets the algorithm’s skeleton. Keeping the sequence of stages in run() while allowing </w:t>
-      </w:r>
-      <w:proofErr w:type="spellStart"/>
-      <w:r>
-        <w:rPr>
-          <w:lang w:val="en-US"/>
-        </w:rPr>
-        <w:t>BatchPipeline</w:t>
-      </w:r>
-      <w:proofErr w:type="spellEnd"/>
-      <w:r>
-        <w:rPr>
-          <w:lang w:val="en-US"/>
-        </w:rPr>
-        <w:t xml:space="preserve"> and </w:t>
-      </w:r>
-      <w:proofErr w:type="spellStart"/>
-      <w:r>
-        <w:rPr>
-          <w:lang w:val="en-US"/>
-        </w:rPr>
-        <w:t>StreamingPipeline</w:t>
-      </w:r>
-      <w:proofErr w:type="spellEnd"/>
-      <w:r>
-        <w:rPr>
-          <w:lang w:val="en-US"/>
-        </w:rPr>
-        <w:t xml:space="preserve"> to define their own way of reading and writing data</w:t>
+        <w:t>Template Method sets the algorithm’s skeleton. Keeping the sequence of stages in run() while allowing BatchPipeline and StreamingPipeline to define their own way of reading and writing data</w:t>
       </w:r>
     </w:p>
     <w:p>
@@ -246,21 +434,7 @@
         <w:rPr>
           <w:lang w:val="en-US"/>
         </w:rPr>
-        <w:t>Narrow Interface is exposed to the Caretaker (</w:t>
-      </w:r>
-      <w:proofErr w:type="spellStart"/>
-      <w:r>
-        <w:rPr>
-          <w:lang w:val="en-US"/>
-        </w:rPr>
-        <w:t>CheckpointManager</w:t>
-      </w:r>
-      <w:proofErr w:type="spellEnd"/>
-      <w:r>
-        <w:rPr>
-          <w:lang w:val="en-US"/>
-        </w:rPr>
-        <w:t>), it limits visibility so the Caretaker cannot read or manipulate the internal state. It can only store, pass or discard reference pointers</w:t>
+        <w:t>Narrow Interface is exposed to the Caretaker (CheckpointManager), it limits visibility so the Caretaker cannot read or manipulate the internal state. It can only store, pass or discard reference pointers</w:t>
       </w:r>
     </w:p>
     <w:p>
@@ -309,35 +483,7 @@
         <w:rPr>
           <w:lang w:val="en-US"/>
         </w:rPr>
-        <w:t xml:space="preserve">During execution, Pipeline captures it’s progress after a successful stage by calling </w:t>
-      </w:r>
-      <w:proofErr w:type="spellStart"/>
-      <w:r>
-        <w:rPr>
-          <w:lang w:val="en-US"/>
-        </w:rPr>
-        <w:t>createCheckpoint</w:t>
-      </w:r>
-      <w:proofErr w:type="spellEnd"/>
-      <w:r>
-        <w:rPr>
-          <w:lang w:val="en-US"/>
-        </w:rPr>
-        <w:t xml:space="preserve">(), returning a pointer to a </w:t>
-      </w:r>
-      <w:proofErr w:type="spellStart"/>
-      <w:r>
-        <w:rPr>
-          <w:lang w:val="en-US"/>
-        </w:rPr>
-        <w:t>RunCheckpoint</w:t>
-      </w:r>
-      <w:proofErr w:type="spellEnd"/>
-      <w:r>
-        <w:rPr>
-          <w:lang w:val="en-US"/>
-        </w:rPr>
-        <w:t xml:space="preserve"> memento</w:t>
+        <w:t>During execution, Pipeline captures it’s progress after a successful stage by calling createCheckpoint(), returning a pointer to a RunCheckpoint memento</w:t>
       </w:r>
     </w:p>
     <w:p>
@@ -454,19 +600,11 @@
           <w:lang w:val="en-US"/>
         </w:rPr>
       </w:pPr>
-      <w:proofErr w:type="spellStart"/>
-      <w:r>
-        <w:rPr>
-          <w:lang w:val="en-US"/>
-        </w:rPr>
-        <w:t>RunCheckpoint</w:t>
-      </w:r>
-      <w:proofErr w:type="spellEnd"/>
-      <w:r>
-        <w:rPr>
-          <w:lang w:val="en-US"/>
-        </w:rPr>
-        <w:t>: Memento</w:t>
+      <w:r>
+        <w:rPr>
+          <w:lang w:val="en-US"/>
+        </w:rPr>
+        <w:t>RunCheckpoint: Memento</w:t>
       </w:r>
     </w:p>
     <w:p>
@@ -480,20 +618,11 @@
           <w:lang w:val="en-US"/>
         </w:rPr>
       </w:pPr>
-      <w:proofErr w:type="spellStart"/>
-      <w:r>
-        <w:rPr>
-          <w:lang w:val="en-US"/>
-        </w:rPr>
-        <w:lastRenderedPageBreak/>
-        <w:t>CheckpointManager</w:t>
-      </w:r>
-      <w:proofErr w:type="spellEnd"/>
-      <w:r>
-        <w:rPr>
-          <w:lang w:val="en-US"/>
-        </w:rPr>
-        <w:t>: Caretaker</w:t>
+      <w:r>
+        <w:rPr>
+          <w:lang w:val="en-US"/>
+        </w:rPr>
+        <w:t>CheckpointManager: Caretaker</w:t>
       </w:r>
     </w:p>
     <w:sectPr>
@@ -595,6 +724,119 @@
     </w:lvl>
   </w:abstractNum>
   <w:abstractNum w:abstractNumId="1" w15:restartNumberingAfterBreak="0">
+    <w:nsid w:val="2CF61EB2"/>
+    <w:multiLevelType w:val="hybridMultilevel"/>
+    <w:tmpl w:val="97AC4F48"/>
+    <w:lvl w:ilvl="0" w:tplc="1C090001">
+      <w:start w:val="1"/>
+      <w:numFmt w:val="bullet"/>
+      <w:lvlText w:val=""/>
+      <w:lvlJc w:val="left"/>
+      <w:pPr>
+        <w:ind w:left="720" w:hanging="360"/>
+      </w:pPr>
+      <w:rPr>
+        <w:rFonts w:ascii="Symbol" w:hAnsi="Symbol" w:hint="default"/>
+      </w:rPr>
+    </w:lvl>
+    <w:lvl w:ilvl="1" w:tplc="1C090003" w:tentative="1">
+      <w:start w:val="1"/>
+      <w:numFmt w:val="bullet"/>
+      <w:lvlText w:val="o"/>
+      <w:lvlJc w:val="left"/>
+      <w:pPr>
+        <w:ind w:left="1440" w:hanging="360"/>
+      </w:pPr>
+      <w:rPr>
+        <w:rFonts w:ascii="Courier New" w:hAnsi="Courier New" w:cs="Courier New" w:hint="default"/>
+      </w:rPr>
+    </w:lvl>
+    <w:lvl w:ilvl="2" w:tplc="1C090005" w:tentative="1">
+      <w:start w:val="1"/>
+      <w:numFmt w:val="bullet"/>
+      <w:lvlText w:val=""/>
+      <w:lvlJc w:val="left"/>
+      <w:pPr>
+        <w:ind w:left="2160" w:hanging="360"/>
+      </w:pPr>
+      <w:rPr>
+        <w:rFonts w:ascii="Wingdings" w:hAnsi="Wingdings" w:hint="default"/>
+      </w:rPr>
+    </w:lvl>
+    <w:lvl w:ilvl="3" w:tplc="1C090001" w:tentative="1">
+      <w:start w:val="1"/>
+      <w:numFmt w:val="bullet"/>
+      <w:lvlText w:val=""/>
+      <w:lvlJc w:val="left"/>
+      <w:pPr>
+        <w:ind w:left="2880" w:hanging="360"/>
+      </w:pPr>
+      <w:rPr>
+        <w:rFonts w:ascii="Symbol" w:hAnsi="Symbol" w:hint="default"/>
+      </w:rPr>
+    </w:lvl>
+    <w:lvl w:ilvl="4" w:tplc="1C090003" w:tentative="1">
+      <w:start w:val="1"/>
+      <w:numFmt w:val="bullet"/>
+      <w:lvlText w:val="o"/>
+      <w:lvlJc w:val="left"/>
+      <w:pPr>
+        <w:ind w:left="3600" w:hanging="360"/>
+      </w:pPr>
+      <w:rPr>
+        <w:rFonts w:ascii="Courier New" w:hAnsi="Courier New" w:cs="Courier New" w:hint="default"/>
+      </w:rPr>
+    </w:lvl>
+    <w:lvl w:ilvl="5" w:tplc="1C090005" w:tentative="1">
+      <w:start w:val="1"/>
+      <w:numFmt w:val="bullet"/>
+      <w:lvlText w:val=""/>
+      <w:lvlJc w:val="left"/>
+      <w:pPr>
+        <w:ind w:left="4320" w:hanging="360"/>
+      </w:pPr>
+      <w:rPr>
+        <w:rFonts w:ascii="Wingdings" w:hAnsi="Wingdings" w:hint="default"/>
+      </w:rPr>
+    </w:lvl>
+    <w:lvl w:ilvl="6" w:tplc="1C090001" w:tentative="1">
+      <w:start w:val="1"/>
+      <w:numFmt w:val="bullet"/>
+      <w:lvlText w:val=""/>
+      <w:lvlJc w:val="left"/>
+      <w:pPr>
+        <w:ind w:left="5040" w:hanging="360"/>
+      </w:pPr>
+      <w:rPr>
+        <w:rFonts w:ascii="Symbol" w:hAnsi="Symbol" w:hint="default"/>
+      </w:rPr>
+    </w:lvl>
+    <w:lvl w:ilvl="7" w:tplc="1C090003" w:tentative="1">
+      <w:start w:val="1"/>
+      <w:numFmt w:val="bullet"/>
+      <w:lvlText w:val="o"/>
+      <w:lvlJc w:val="left"/>
+      <w:pPr>
+        <w:ind w:left="5760" w:hanging="360"/>
+      </w:pPr>
+      <w:rPr>
+        <w:rFonts w:ascii="Courier New" w:hAnsi="Courier New" w:cs="Courier New" w:hint="default"/>
+      </w:rPr>
+    </w:lvl>
+    <w:lvl w:ilvl="8" w:tplc="1C090005" w:tentative="1">
+      <w:start w:val="1"/>
+      <w:numFmt w:val="bullet"/>
+      <w:lvlText w:val=""/>
+      <w:lvlJc w:val="left"/>
+      <w:pPr>
+        <w:ind w:left="6480" w:hanging="360"/>
+      </w:pPr>
+      <w:rPr>
+        <w:rFonts w:ascii="Wingdings" w:hAnsi="Wingdings" w:hint="default"/>
+      </w:rPr>
+    </w:lvl>
+  </w:abstractNum>
+  <w:abstractNum w:abstractNumId="2" w15:restartNumberingAfterBreak="0">
     <w:nsid w:val="2CFC7256"/>
     <w:multiLevelType w:val="hybridMultilevel"/>
     <w:tmpl w:val="4E0EE1EC"/>
@@ -707,7 +949,7 @@
       </w:rPr>
     </w:lvl>
   </w:abstractNum>
-  <w:abstractNum w:abstractNumId="2" w15:restartNumberingAfterBreak="0">
+  <w:abstractNum w:abstractNumId="3" w15:restartNumberingAfterBreak="0">
     <w:nsid w:val="33D22A7A"/>
     <w:multiLevelType w:val="hybridMultilevel"/>
     <w:tmpl w:val="85463AF6"/>
@@ -820,7 +1062,7 @@
       </w:rPr>
     </w:lvl>
   </w:abstractNum>
-  <w:abstractNum w:abstractNumId="3" w15:restartNumberingAfterBreak="0">
+  <w:abstractNum w:abstractNumId="4" w15:restartNumberingAfterBreak="0">
     <w:nsid w:val="35FE0A43"/>
     <w:multiLevelType w:val="hybridMultilevel"/>
     <w:tmpl w:val="D0FC0DA2"/>
@@ -933,7 +1175,7 @@
       </w:rPr>
     </w:lvl>
   </w:abstractNum>
-  <w:abstractNum w:abstractNumId="4" w15:restartNumberingAfterBreak="0">
+  <w:abstractNum w:abstractNumId="5" w15:restartNumberingAfterBreak="0">
     <w:nsid w:val="3F683721"/>
     <w:multiLevelType w:val="hybridMultilevel"/>
     <w:tmpl w:val="7AA6BE76"/>
@@ -1047,18 +1289,21 @@
     </w:lvl>
   </w:abstractNum>
   <w:num w:numId="1" w16cid:durableId="353074349">
-    <w:abstractNumId w:val="4"/>
+    <w:abstractNumId w:val="5"/>
   </w:num>
   <w:num w:numId="2" w16cid:durableId="1625385074">
-    <w:abstractNumId w:val="2"/>
+    <w:abstractNumId w:val="3"/>
   </w:num>
   <w:num w:numId="3" w16cid:durableId="1672369205">
-    <w:abstractNumId w:val="3"/>
+    <w:abstractNumId w:val="4"/>
   </w:num>
   <w:num w:numId="4" w16cid:durableId="1860851817">
     <w:abstractNumId w:val="0"/>
   </w:num>
   <w:num w:numId="5" w16cid:durableId="385028484">
+    <w:abstractNumId w:val="2"/>
+  </w:num>
+  <w:num w:numId="6" w16cid:durableId="804588795">
     <w:abstractNumId w:val="1"/>
   </w:num>
 </w:numbering>
@@ -1665,7 +1910,6 @@
   <w:style w:type="character" w:default="1" w:styleId="DefaultParagraphFont">
     <w:name w:val="Default Paragraph Font"/>
     <w:uiPriority w:val="1"/>
-    <w:semiHidden/>
     <w:unhideWhenUsed/>
   </w:style>
   <w:style w:type="table" w:default="1" w:styleId="TableNormal">
@@ -2275,4 +2519,16 @@
     </a:ext>
   </a:extLst>
 </a:theme>
+</file>
+
+<file path=customXml/item1.xml><?xml version="1.0" encoding="utf-8"?>
+<b:Sources xmlns:b="http://schemas.openxmlformats.org/officeDocument/2006/bibliography" xmlns="http://schemas.openxmlformats.org/officeDocument/2006/bibliography" SelectedStyle="\APASixthEditionOfficeOnline.xsl" StyleName="APA" Version="6"/>
+</file>
+
+<file path=customXml/itemProps1.xml><?xml version="1.0" encoding="utf-8"?>
+<ds:datastoreItem xmlns:ds="http://schemas.openxmlformats.org/officeDocument/2006/customXml" ds:itemID="{817D386E-BB39-4F00-9ECD-72543A423E17}">
+  <ds:schemaRefs>
+    <ds:schemaRef ds:uri="http://schemas.openxmlformats.org/officeDocument/2006/bibliography"/>
+  </ds:schemaRefs>
+</ds:datastoreItem>
 </file>